--- a/05_Funcional/7_Especificacion_Antenas.docx
+++ b/05_Funcional/7_Especificacion_Antenas.docx
@@ -2872,59 +2872,7 @@
           <w:b w:val="0"/>
           <w:sz w:val="21"/>
         </w:rPr>
-        <w:t xml:space="preserve"> con la pantalla </w:t>
-      </w:r>
-      <w:r>
-        <w:rPr>
-          <w:rFonts w:ascii="Consolas" w:hAnsi="Consolas"/>
-          <w:sz w:val="21"/>
-        </w:rPr>
-        <w:t>PRUEBA ALCANCE</w:t>
-      </w:r>
-      <w:r>
-        <w:rPr>
-          <w:b w:val="0"/>
-          <w:sz w:val="21"/>
-        </w:rPr>
-        <w:t xml:space="preserve"> del</w:t>
-      </w:r>
-    </w:p>
-    <w:p>
-      <w:pPr>
-        <w:spacing w:after="120"/>
-      </w:pPr>
-      <w:r>
-        <w:rPr>
-          <w:b w:val="0"/>
-          <w:sz w:val="21"/>
-        </w:rPr>
-        <w:t xml:space="preserve">Maestro —ahora en </w:t>
-      </w:r>
-      <w:r>
-        <w:rPr>
-          <w:b/>
-          <w:sz w:val="21"/>
-        </w:rPr>
-        <w:t>`Menú Principal → CONFIGURACION → PRUEBA ALCANCE`</w:t>
-      </w:r>
-      <w:r>
-        <w:rPr>
-          <w:b w:val="0"/>
-          <w:sz w:val="21"/>
-        </w:rPr>
-        <w:t>, ya no cuelga del menú</w:t>
-      </w:r>
-    </w:p>
-    <w:p>
-      <w:pPr>
-        <w:spacing w:after="120"/>
-      </w:pPr>
-      <w:r>
-        <w:rPr>
-          <w:b w:val="0"/>
-          <w:sz w:val="21"/>
-        </w:rPr>
-        <w:t xml:space="preserve">principal— y </w:t>
+        <w:t xml:space="preserve"> y </w:t>
       </w:r>
       <w:r>
         <w:rPr>
@@ -2938,7 +2886,7 @@
           <w:b w:val="0"/>
           <w:sz w:val="21"/>
         </w:rPr>
-        <w:t xml:space="preserve"> para compararlo contra la medición del 31/07 (1 cuadra, esquina y</w:t>
+        <w:t xml:space="preserve"> para</w:t>
       </w:r>
     </w:p>
     <w:p>
@@ -2950,21 +2898,582 @@
           <w:b w:val="0"/>
           <w:sz w:val="21"/>
         </w:rPr>
-        <w:t xml:space="preserve">2 cuadras). Ver </w:t>
+        <w:t>compararlo contra la medición del 31/07 (1 cuadra, esquina y 2 cuadras).</w:t>
+      </w:r>
+    </w:p>
+    <w:p>
+      <w:pPr>
+        <w:spacing w:after="160"/>
+        <w:ind w:left="360"/>
+        <w:shd w:val="clear" w:fill="FFF4E5"/>
+      </w:pPr>
+      <w:r>
+        <w:rPr>
+          <w:b w:val="0"/>
+          <w:color w:val="960000"/>
+          <w:sz w:val="20"/>
+        </w:rPr>
+        <w:t xml:space="preserve">🔴 07/09 — CÓMO SE MIDE EL ALCANCE HOY, PORQUE LA PANTALLA QUE MANDABA ESTE PÁRRAFO YA NO ESTÁ ~~con la pantalla </w:t>
       </w:r>
       <w:r>
         <w:rPr>
           <w:rFonts w:ascii="Consolas" w:hAnsi="Consolas"/>
-          <w:sz w:val="21"/>
+          <w:color w:val="960000"/>
+          <w:sz w:val="20"/>
+        </w:rPr>
+        <w:t>PRUEBA ALCANCE</w:t>
+      </w:r>
+      <w:r>
+        <w:rPr>
+          <w:b w:val="0"/>
+          <w:color w:val="960000"/>
+          <w:sz w:val="20"/>
+        </w:rPr>
+        <w:t xml:space="preserve"> del Maestro —ahora en </w:t>
+      </w:r>
+      <w:r>
+        <w:rPr>
+          <w:b/>
+          <w:color w:val="960000"/>
+          <w:sz w:val="20"/>
+        </w:rPr>
+        <w:t>`Menú Principal → CONFIGURACION → PRUEBA ALCANCE`</w:t>
+      </w:r>
+      <w:r>
+        <w:rPr>
+          <w:b w:val="0"/>
+          <w:color w:val="960000"/>
+          <w:sz w:val="20"/>
+        </w:rPr>
+        <w:t xml:space="preserve">—. Ver </w:t>
+      </w:r>
+      <w:r>
+        <w:rPr>
+          <w:rFonts w:ascii="Consolas" w:hAnsi="Consolas"/>
+          <w:color w:val="960000"/>
+          <w:sz w:val="20"/>
         </w:rPr>
         <w:t>2_Manual_Hardware_y_Pruebas.md §2.1</w:t>
       </w:r>
       <w:r>
         <w:rPr>
           <w:b w:val="0"/>
-          <w:sz w:val="21"/>
+          <w:color w:val="960000"/>
+          <w:sz w:val="20"/>
         </w:rPr>
-        <w:t>.</w:t>
+        <w:t xml:space="preserve">.~~ </w:t>
+      </w:r>
+      <w:r>
+        <w:rPr>
+          <w:b/>
+          <w:color w:val="960000"/>
+          <w:sz w:val="20"/>
+        </w:rPr>
+        <w:t>Ese camino está tapiado por los dos lados, y las dos mitades están medidas:</w:t>
+      </w:r>
+      <w:r>
+        <w:rPr>
+          <w:b w:val="0"/>
+          <w:color w:val="960000"/>
+          <w:sz w:val="20"/>
+        </w:rPr>
+        <w:t xml:space="preserve"> 1. </w:t>
+      </w:r>
+      <w:r>
+        <w:rPr>
+          <w:b/>
+          <w:color w:val="960000"/>
+          <w:sz w:val="20"/>
+        </w:rPr>
+        <w:t>El menú no se puede navegar.</w:t>
+      </w:r>
+      <w:r>
+        <w:rPr>
+          <w:b w:val="0"/>
+          <w:color w:val="960000"/>
+          <w:sz w:val="20"/>
+        </w:rPr>
+        <w:t xml:space="preserve"> </w:t>
+      </w:r>
+      <w:r>
+        <w:rPr>
+          <w:rFonts w:ascii="Consolas" w:hAnsi="Consolas"/>
+          <w:color w:val="960000"/>
+          <w:sz w:val="20"/>
+        </w:rPr>
+        <w:t>botonAceptar()</w:t>
+      </w:r>
+      <w:r>
+        <w:rPr>
+          <w:b w:val="0"/>
+          <w:color w:val="960000"/>
+          <w:sz w:val="20"/>
+        </w:rPr>
+        <w:t xml:space="preserve"> y </w:t>
+      </w:r>
+      <w:r>
+        <w:rPr>
+          <w:rFonts w:ascii="Consolas" w:hAnsi="Consolas"/>
+          <w:color w:val="960000"/>
+          <w:sz w:val="20"/>
+        </w:rPr>
+        <w:t>botonCancelar()</w:t>
+      </w:r>
+      <w:r>
+        <w:rPr>
+          <w:b w:val="0"/>
+          <w:color w:val="960000"/>
+          <w:sz w:val="20"/>
+        </w:rPr>
+        <w:t xml:space="preserve"> son </w:t>
+      </w:r>
+      <w:r>
+        <w:rPr>
+          <w:rFonts w:ascii="Consolas" w:hAnsi="Consolas"/>
+          <w:color w:val="960000"/>
+          <w:sz w:val="20"/>
+        </w:rPr>
+        <w:t>return false;</w:t>
+      </w:r>
+      <w:r>
+        <w:rPr>
+          <w:b w:val="0"/>
+          <w:color w:val="960000"/>
+          <w:sz w:val="20"/>
+        </w:rPr>
+        <w:t xml:space="preserve"> en las dos puntas desde que </w:t>
+      </w:r>
+      <w:r>
+        <w:rPr>
+          <w:rFonts w:ascii="Consolas" w:hAnsi="Consolas"/>
+          <w:color w:val="960000"/>
+          <w:sz w:val="20"/>
+        </w:rPr>
+        <w:t>BOTON3</w:t>
+      </w:r>
+      <w:r>
+        <w:rPr>
+          <w:b w:val="0"/>
+          <w:color w:val="960000"/>
+          <w:sz w:val="20"/>
+        </w:rPr>
+        <w:t>/</w:t>
+      </w:r>
+      <w:r>
+        <w:rPr>
+          <w:rFonts w:ascii="Consolas" w:hAnsi="Consolas"/>
+          <w:color w:val="960000"/>
+          <w:sz w:val="20"/>
+        </w:rPr>
+        <w:t>BOTON4</w:t>
+      </w:r>
+      <w:r>
+        <w:rPr>
+          <w:b w:val="0"/>
+          <w:color w:val="960000"/>
+          <w:sz w:val="20"/>
+        </w:rPr>
+        <w:t xml:space="preserve"> pasaron a ser cámaras (</w:t>
+      </w:r>
+      <w:r>
+        <w:rPr>
+          <w:rFonts w:ascii="Consolas" w:hAnsi="Consolas"/>
+          <w:color w:val="960000"/>
+          <w:sz w:val="20"/>
+        </w:rPr>
+        <w:t>D-2</w:t>
+      </w:r>
+      <w:r>
+        <w:rPr>
+          <w:b w:val="0"/>
+          <w:color w:val="960000"/>
+          <w:sz w:val="20"/>
+        </w:rPr>
+        <w:t xml:space="preserve">). 2. </w:t>
+      </w:r>
+      <w:r>
+        <w:rPr>
+          <w:b/>
+          <w:color w:val="960000"/>
+          <w:sz w:val="20"/>
+        </w:rPr>
+        <w:t>La pantalla se retira del EQUIPO</w:t>
+      </w:r>
+      <w:r>
+        <w:rPr>
+          <w:b w:val="0"/>
+          <w:color w:val="960000"/>
+          <w:sz w:val="20"/>
+        </w:rPr>
+        <w:t xml:space="preserve"> (</w:t>
+      </w:r>
+      <w:r>
+        <w:rPr>
+          <w:rFonts w:ascii="Consolas" w:hAnsi="Consolas"/>
+          <w:color w:val="960000"/>
+          <w:sz w:val="20"/>
+        </w:rPr>
+        <w:t>DECISIONES.md</w:t>
+      </w:r>
+      <w:r>
+        <w:rPr>
+          <w:b w:val="0"/>
+          <w:color w:val="960000"/>
+          <w:sz w:val="20"/>
+        </w:rPr>
+        <w:t xml:space="preserve"> </w:t>
+      </w:r>
+      <w:r>
+        <w:rPr>
+          <w:rFonts w:ascii="Consolas" w:hAnsi="Consolas"/>
+          <w:color w:val="960000"/>
+          <w:sz w:val="20"/>
+        </w:rPr>
+        <w:t>D-17.bis</w:t>
+      </w:r>
+      <w:r>
+        <w:rPr>
+          <w:b w:val="0"/>
+          <w:color w:val="960000"/>
+          <w:sz w:val="20"/>
+        </w:rPr>
+        <w:t xml:space="preserve">, 05/09). *(Del equipo, no del código: </w:t>
+      </w:r>
+      <w:r>
+        <w:rPr>
+          <w:rFonts w:ascii="Consolas" w:hAnsi="Consolas"/>
+          <w:color w:val="960000"/>
+          <w:sz w:val="20"/>
+        </w:rPr>
+        <w:t>lcd.cpp</w:t>
+      </w:r>
+      <w:r>
+        <w:rPr>
+          <w:b w:val="0"/>
+          <w:color w:val="960000"/>
+          <w:sz w:val="20"/>
+        </w:rPr>
+        <w:t xml:space="preserve"> sigue compilando.)* 🛑 </w:t>
+      </w:r>
+      <w:r>
+        <w:rPr>
+          <w:b/>
+          <w:color w:val="960000"/>
+          <w:sz w:val="20"/>
+        </w:rPr>
+        <w:t>Y hay un tercer detalle que decide si merece la pena entrar en ese modo: el Modo Alcance publica su telemetría por UN SOLO camino, y es la pantalla.</w:t>
+      </w:r>
+      <w:r>
+        <w:rPr>
+          <w:b w:val="0"/>
+          <w:color w:val="960000"/>
+          <w:sz w:val="20"/>
+        </w:rPr>
+        <w:t xml:space="preserve"> Medido el 07/09: </w:t>
+      </w:r>
+      <w:r>
+        <w:rPr>
+          <w:rFonts w:ascii="Consolas" w:hAnsi="Consolas"/>
+          <w:color w:val="960000"/>
+          <w:sz w:val="20"/>
+        </w:rPr>
+        <w:t>Maestro/src/modo_alcance.cpp</w:t>
+      </w:r>
+      <w:r>
+        <w:rPr>
+          <w:b w:val="0"/>
+          <w:color w:val="960000"/>
+          <w:sz w:val="20"/>
+        </w:rPr>
+        <w:t xml:space="preserve"> tiene </w:t>
+      </w:r>
+      <w:r>
+        <w:rPr>
+          <w:b/>
+          <w:color w:val="960000"/>
+          <w:sz w:val="20"/>
+        </w:rPr>
+        <w:t>una sola salida</w:t>
+      </w:r>
+      <w:r>
+        <w:rPr>
+          <w:b w:val="0"/>
+          <w:color w:val="960000"/>
+          <w:sz w:val="20"/>
+        </w:rPr>
+        <w:t xml:space="preserve">, </w:t>
+      </w:r>
+      <w:r>
+        <w:rPr>
+          <w:rFonts w:ascii="Consolas" w:hAnsi="Consolas"/>
+          <w:color w:val="960000"/>
+          <w:sz w:val="20"/>
+        </w:rPr>
+        <w:t>lcd_dibujarAlcance()</w:t>
+      </w:r>
+      <w:r>
+        <w:rPr>
+          <w:b w:val="0"/>
+          <w:color w:val="960000"/>
+          <w:sz w:val="20"/>
+        </w:rPr>
+        <w:t xml:space="preserve">. </w:t>
+      </w:r>
+      <w:r>
+        <w:rPr>
+          <w:b/>
+          <w:color w:val="960000"/>
+          <w:sz w:val="20"/>
+        </w:rPr>
+        <w:t>Entrar ahí con `SET_MODO:ALCANCE` desde la app deja el cruce parado en su estado seguro (rojo fijo) y no enseña nada a nadie</w:t>
+      </w:r>
+      <w:r>
+        <w:rPr>
+          <w:b w:val="0"/>
+          <w:color w:val="960000"/>
+          <w:sz w:val="20"/>
+        </w:rPr>
+        <w:t xml:space="preserve"> — el propio fuente lo dice en su cabecera. ## ✅ Lo que SÍ se hace hoy: se lee del </w:t>
+      </w:r>
+      <w:r>
+        <w:rPr>
+          <w:rFonts w:ascii="Consolas" w:hAnsi="Consolas"/>
+          <w:color w:val="960000"/>
+          <w:sz w:val="20"/>
+        </w:rPr>
+        <w:t>STATUS</w:t>
+      </w:r>
+      <w:r>
+        <w:rPr>
+          <w:b w:val="0"/>
+          <w:color w:val="960000"/>
+          <w:sz w:val="20"/>
+        </w:rPr>
+        <w:t xml:space="preserve">, con la app y sin cambiar de modo Los dos números que pintaba aquella pantalla </w:t>
+      </w:r>
+      <w:r>
+        <w:rPr>
+          <w:b/>
+          <w:color w:val="960000"/>
+          <w:sz w:val="20"/>
+        </w:rPr>
+        <w:t>viajan en cada `STATUS`</w:t>
+      </w:r>
+      <w:r>
+        <w:rPr>
+          <w:b w:val="0"/>
+          <w:color w:val="960000"/>
+          <w:sz w:val="20"/>
+        </w:rPr>
+        <w:t>, en los dos modos de operación y sin parar el cruce (</w:t>
+      </w:r>
+      <w:r>
+        <w:rPr>
+          <w:rFonts w:ascii="Consolas" w:hAnsi="Consolas"/>
+          <w:color w:val="960000"/>
+          <w:sz w:val="20"/>
+        </w:rPr>
+        <w:t>Maestro/src/bluetooth.cpp</w:t>
+      </w:r>
+      <w:r>
+        <w:rPr>
+          <w:b w:val="0"/>
+          <w:color w:val="960000"/>
+          <w:sz w:val="20"/>
+        </w:rPr>
+        <w:t xml:space="preserve">, plantilla del </w:t>
+      </w:r>
+      <w:r>
+        <w:rPr>
+          <w:rFonts w:ascii="Consolas" w:hAnsi="Consolas"/>
+          <w:color w:val="960000"/>
+          <w:sz w:val="20"/>
+        </w:rPr>
+        <w:t>STATUS</w:t>
+      </w:r>
+      <w:r>
+        <w:rPr>
+          <w:b w:val="0"/>
+          <w:color w:val="960000"/>
+          <w:sz w:val="20"/>
+        </w:rPr>
+        <w:t xml:space="preserve">): | campo | qué es | qué anotar | |---|---|---| | </w:t>
+      </w:r>
+      <w:r>
+        <w:rPr>
+          <w:b/>
+          <w:color w:val="960000"/>
+          <w:sz w:val="20"/>
+        </w:rPr>
+        <w:t>`RF:`</w:t>
+      </w:r>
+      <w:r>
+        <w:rPr>
+          <w:b w:val="0"/>
+          <w:color w:val="960000"/>
+          <w:sz w:val="20"/>
+        </w:rPr>
+        <w:t xml:space="preserve"> | calidad del enlace en </w:t>
+      </w:r>
+      <w:r>
+        <w:rPr>
+          <w:b/>
+          <w:color w:val="960000"/>
+          <w:sz w:val="20"/>
+        </w:rPr>
+        <w:t>%</w:t>
+      </w:r>
+      <w:r>
+        <w:rPr>
+          <w:b w:val="0"/>
+          <w:color w:val="960000"/>
+          <w:sz w:val="20"/>
+        </w:rPr>
+        <w:t xml:space="preserve"> *(acotada por </w:t>
+      </w:r>
+      <w:r>
+        <w:rPr>
+          <w:rFonts w:ascii="Consolas" w:hAnsi="Consolas"/>
+          <w:color w:val="960000"/>
+          <w:sz w:val="20"/>
+        </w:rPr>
+        <w:t>CALIDAD_ENLACE_MAX</w:t>
+      </w:r>
+      <w:r>
+        <w:rPr>
+          <w:b w:val="0"/>
+          <w:color w:val="960000"/>
+          <w:sz w:val="20"/>
+        </w:rPr>
+        <w:t xml:space="preserve">)* | el valor en cada punto de la ruta | | </w:t>
+      </w:r>
+      <w:r>
+        <w:rPr>
+          <w:b/>
+          <w:color w:val="960000"/>
+          <w:sz w:val="20"/>
+        </w:rPr>
+        <w:t>`RTT:`</w:t>
+      </w:r>
+      <w:r>
+        <w:rPr>
+          <w:b w:val="0"/>
+          <w:color w:val="960000"/>
+          <w:sz w:val="20"/>
+        </w:rPr>
+        <w:t xml:space="preserve"> | tiempo de ida y vuelta de un latido, en ms | sube cerca del límite de cobertura | </w:t>
+      </w:r>
+      <w:r>
+        <w:rPr>
+          <w:b/>
+          <w:color w:val="960000"/>
+          <w:sz w:val="20"/>
+        </w:rPr>
+        <w:t>Se anotan los dos, con la distancia y con la hora</w:t>
+      </w:r>
+      <w:r>
+        <w:rPr>
+          <w:b w:val="0"/>
+          <w:color w:val="960000"/>
+          <w:sz w:val="20"/>
+        </w:rPr>
+        <w:t xml:space="preserve">, y se comparan contra el 31/07. ⚠️ </w:t>
+      </w:r>
+      <w:r>
+        <w:rPr>
+          <w:b/>
+          <w:color w:val="960000"/>
+          <w:sz w:val="20"/>
+        </w:rPr>
+        <w:t>Una lectura de `RF:` con la antena vieja y otra con la nueva, en el MISMO punto</w:t>
+      </w:r>
+      <w:r>
+        <w:rPr>
+          <w:b w:val="0"/>
+          <w:color w:val="960000"/>
+          <w:sz w:val="20"/>
+        </w:rPr>
+        <w:t xml:space="preserve">, es la única comparación que dice si la antena sirvió: la prueba de alcance sin punto fijo no compara nada. 🟠 </w:t>
+      </w:r>
+      <w:r>
+        <w:rPr>
+          <w:b/>
+          <w:color w:val="960000"/>
+          <w:sz w:val="20"/>
+        </w:rPr>
+        <w:t>Y lo que se perdió y no tiene sustituto por app, escrito para que conste:</w:t>
+      </w:r>
+      <w:r>
+        <w:rPr>
+          <w:b w:val="0"/>
+          <w:color w:val="960000"/>
+          <w:sz w:val="20"/>
+        </w:rPr>
+        <w:t xml:space="preserve"> aquella pantalla también daba </w:t>
+      </w:r>
+      <w:r>
+        <w:rPr>
+          <w:b/>
+          <w:color w:val="960000"/>
+          <w:sz w:val="20"/>
+        </w:rPr>
+        <w:t>latidos perdidos, bytes recibidos y tramas válidas acumulados desde que se entraba al modo</w:t>
+      </w:r>
+      <w:r>
+        <w:rPr>
+          <w:b w:val="0"/>
+          <w:color w:val="960000"/>
+          <w:sz w:val="20"/>
+        </w:rPr>
+        <w:t xml:space="preserve"> (</w:t>
+      </w:r>
+      <w:r>
+        <w:rPr>
+          <w:rFonts w:ascii="Consolas" w:hAnsi="Consolas"/>
+          <w:color w:val="960000"/>
+          <w:sz w:val="20"/>
+        </w:rPr>
+        <w:t>protocolo_reiniciarContadores()</w:t>
+      </w:r>
+      <w:r>
+        <w:rPr>
+          <w:b w:val="0"/>
+          <w:color w:val="960000"/>
+          <w:sz w:val="20"/>
+        </w:rPr>
+        <w:t xml:space="preserve">). </w:t>
+      </w:r>
+      <w:r>
+        <w:rPr>
+          <w:b/>
+          <w:color w:val="960000"/>
+          <w:sz w:val="20"/>
+        </w:rPr>
+        <w:t>Eso no sale en el `STATUS`.</w:t>
+      </w:r>
+      <w:r>
+        <w:rPr>
+          <w:b w:val="0"/>
+          <w:color w:val="960000"/>
+          <w:sz w:val="20"/>
+        </w:rPr>
+        <w:t xml:space="preserve"> Si la sesión de antenas los necesita, </w:t>
+      </w:r>
+      <w:r>
+        <w:rPr>
+          <w:b/>
+          <w:color w:val="960000"/>
+          <w:sz w:val="20"/>
+        </w:rPr>
+        <w:t>es una pregunta para el responsable</w:t>
+      </w:r>
+      <w:r>
+        <w:rPr>
+          <w:b w:val="0"/>
+          <w:color w:val="960000"/>
+          <w:sz w:val="20"/>
+        </w:rPr>
+        <w:t>, no un arreglo de este documento.</w:t>
       </w:r>
     </w:p>
     <w:p>
@@ -3059,7 +3568,336 @@
           <w:color w:val="960000"/>
           <w:sz w:val="20"/>
         </w:rPr>
-        <w:t>.</w:t>
+        <w:t xml:space="preserve">. 🔴 </w:t>
+      </w:r>
+      <w:r>
+        <w:rPr>
+          <w:b/>
+          <w:color w:val="960000"/>
+          <w:sz w:val="20"/>
+        </w:rPr>
+        <w:t>Y hoy pesa más que cuando se escribió, por dos hechos del 05/09:</w:t>
+      </w:r>
+      <w:r>
+        <w:rPr>
+          <w:b w:val="0"/>
+          <w:color w:val="960000"/>
+          <w:sz w:val="20"/>
+        </w:rPr>
+        <w:t xml:space="preserve"> *(1)* </w:t>
+      </w:r>
+      <w:r>
+        <w:rPr>
+          <w:b/>
+          <w:color w:val="960000"/>
+          <w:sz w:val="20"/>
+        </w:rPr>
+        <w:t>`D-18`</w:t>
+      </w:r>
+      <w:r>
+        <w:rPr>
+          <w:b w:val="0"/>
+          <w:color w:val="960000"/>
+          <w:sz w:val="20"/>
+        </w:rPr>
+        <w:t xml:space="preserve"> — el Modo Degradado del poste 2 </w:t>
+      </w:r>
+      <w:r>
+        <w:rPr>
+          <w:b/>
+          <w:color w:val="960000"/>
+          <w:sz w:val="20"/>
+        </w:rPr>
+        <w:t>se pide por app</w:t>
+      </w:r>
+      <w:r>
+        <w:rPr>
+          <w:b w:val="0"/>
+          <w:color w:val="960000"/>
+          <w:sz w:val="20"/>
+        </w:rPr>
+        <w:t xml:space="preserve">, así que hay que llegar a él con el teléfono, y *(2)* </w:t>
+      </w:r>
+      <w:r>
+        <w:rPr>
+          <w:b/>
+          <w:color w:val="960000"/>
+          <w:sz w:val="20"/>
+        </w:rPr>
+        <w:t>`D-16`: sin teléfono no hay forma de operar el equipo.</w:t>
+      </w:r>
+      <w:r>
+        <w:rPr>
+          <w:b w:val="0"/>
+          <w:color w:val="960000"/>
+          <w:sz w:val="20"/>
+        </w:rPr>
+        <w:t xml:space="preserve"> Retirado el mando (</w:t>
+      </w:r>
+      <w:r>
+        <w:rPr>
+          <w:rFonts w:ascii="Consolas" w:hAnsi="Consolas"/>
+          <w:color w:val="960000"/>
+          <w:sz w:val="20"/>
+        </w:rPr>
+        <w:t>D-1</w:t>
+      </w:r>
+      <w:r>
+        <w:rPr>
+          <w:b w:val="0"/>
+          <w:color w:val="960000"/>
+          <w:sz w:val="20"/>
+        </w:rPr>
+        <w:t xml:space="preserve">), </w:t>
+      </w:r>
+      <w:r>
+        <w:rPr>
+          <w:b/>
+          <w:color w:val="960000"/>
+          <w:sz w:val="20"/>
+        </w:rPr>
+        <w:t>la app es la única superficie de mando</w:t>
+      </w:r>
+      <w:r>
+        <w:rPr>
+          <w:b w:val="0"/>
+          <w:color w:val="960000"/>
+          <w:sz w:val="20"/>
+        </w:rPr>
+        <w:t>: un enlace de radio caído ya no deja al operario «el mando desde el suelo» como último recurso, porque ese mando no existe.</w:t>
+      </w:r>
+    </w:p>
+    <w:p>
+      <w:pPr>
+        <w:spacing w:after="80"/>
+      </w:pPr>
+    </w:p>
+    <w:p>
+      <w:pPr>
+        <w:spacing w:before="280" w:after="120"/>
+      </w:pPr>
+      <w:r>
+        <w:rPr>
+          <w:b/>
+          <w:color w:val="003366"/>
+          <w:sz w:val="26"/>
+        </w:rPr>
+        <w:t>9. ⚠️ Lo que este documento NO decide, y hay que tener delante al pedir</w:t>
+      </w:r>
+    </w:p>
+    <w:p>
+      <w:pPr>
+        <w:pStyle w:val="ListBullet"/>
+        <w:spacing w:after="60"/>
+        <w:ind w:left="360"/>
+      </w:pPr>
+      <w:r>
+        <w:rPr>
+          <w:b/>
+          <w:sz w:val="21"/>
+        </w:rPr>
+        <w:t>La cantidad la fija la topología vigente: 2 radios en enlace directo, SIN repetidor</w:t>
+      </w:r>
+    </w:p>
+    <w:p>
+      <w:pPr>
+        <w:spacing w:after="120"/>
+      </w:pPr>
+      <w:r>
+        <w:rPr>
+          <w:b w:val="0"/>
+          <w:sz w:val="21"/>
+        </w:rPr>
+        <w:t>(</w:t>
+      </w:r>
+      <w:r>
+        <w:rPr>
+          <w:rFonts w:ascii="Consolas" w:hAnsi="Consolas"/>
+          <w:sz w:val="21"/>
+        </w:rPr>
+        <w:t>CLAUDE.md</w:t>
+      </w:r>
+      <w:r>
+        <w:rPr>
+          <w:b w:val="0"/>
+          <w:sz w:val="21"/>
+        </w:rPr>
+        <w:t xml:space="preserve"> §3). Las «4 antenas» de §6.3 son </w:t>
+      </w:r>
+      <w:r>
+        <w:rPr>
+          <w:b/>
+          <w:sz w:val="21"/>
+        </w:rPr>
+        <w:t>el escenario del repetidor reinstalado</w:t>
+      </w:r>
+      <w:r>
+        <w:rPr>
+          <w:b w:val="0"/>
+          <w:sz w:val="21"/>
+        </w:rPr>
+        <w:t>, que hoy</w:t>
+      </w:r>
+    </w:p>
+    <w:p>
+      <w:pPr>
+        <w:spacing w:after="120"/>
+      </w:pPr>
+      <w:r>
+        <w:rPr>
+          <w:b/>
+          <w:sz w:val="21"/>
+        </w:rPr>
+        <w:t>no está montado</w:t>
+      </w:r>
+      <w:r>
+        <w:rPr>
+          <w:b w:val="0"/>
+          <w:sz w:val="21"/>
+        </w:rPr>
+        <w:t>. Pedir cotización por 4 y comprar 2 es lo que dice §6.3, y sigue valiendo.</w:t>
+      </w:r>
+    </w:p>
+    <w:p>
+      <w:pPr>
+        <w:pStyle w:val="ListBullet"/>
+        <w:spacing w:after="60"/>
+        <w:ind w:left="360"/>
+      </w:pPr>
+      <w:r>
+        <w:rPr>
+          <w:b w:val="0"/>
+          <w:sz w:val="21"/>
+        </w:rPr>
+        <w:t xml:space="preserve">🔴 </w:t>
+      </w:r>
+      <w:r>
+        <w:rPr>
+          <w:b/>
+          <w:sz w:val="21"/>
+        </w:rPr>
+        <w:t>`SIN VERIFICAR` desde el 01/08 y no lo cierra este documento: el modelo real de las radios.</w:t>
+      </w:r>
+    </w:p>
+    <w:p>
+      <w:pPr>
+        <w:spacing w:after="120"/>
+      </w:pPr>
+      <w:r>
+        <w:rPr>
+          <w:b w:val="0"/>
+          <w:sz w:val="21"/>
+        </w:rPr>
+        <w:t xml:space="preserve">§2 especifica </w:t>
+      </w:r>
+      <w:r>
+        <w:rPr>
+          <w:b/>
+          <w:sz w:val="21"/>
+        </w:rPr>
+        <w:t>171 MHz</w:t>
+      </w:r>
+      <w:r>
+        <w:rPr>
+          <w:b w:val="0"/>
+          <w:sz w:val="21"/>
+        </w:rPr>
+        <w:t xml:space="preserve"> sobre el supuesto de que operan en 170/172 MHz, y §3 del</w:t>
+      </w:r>
+    </w:p>
+    <w:p>
+      <w:pPr>
+        <w:spacing w:after="120"/>
+      </w:pPr>
+      <w:r>
+        <w:rPr>
+          <w:rFonts w:ascii="Consolas" w:hAnsi="Consolas"/>
+          <w:sz w:val="21"/>
+        </w:rPr>
+        <w:t>4_Manual_Configuracion_Radios.md</w:t>
+      </w:r>
+      <w:r>
+        <w:rPr>
+          <w:b w:val="0"/>
+          <w:sz w:val="21"/>
+        </w:rPr>
+        <w:t xml:space="preserve"> avisa de que **los datasheets que hay en </w:t>
+      </w:r>
+      <w:r>
+        <w:rPr>
+          <w:rFonts w:ascii="Consolas" w:hAnsi="Consolas"/>
+          <w:sz w:val="21"/>
+        </w:rPr>
+        <w:t>04_Manuales/</w:t>
+      </w:r>
+      <w:r>
+        <w:rPr>
+          <w:b w:val="0"/>
+          <w:sz w:val="21"/>
+        </w:rPr>
+        <w:t xml:space="preserve"> son de</w:t>
+      </w:r>
+    </w:p>
+    <w:p>
+      <w:pPr>
+        <w:spacing w:after="120"/>
+      </w:pPr>
+      <w:r>
+        <w:rPr>
+          <w:b w:val="0"/>
+          <w:sz w:val="21"/>
+        </w:rPr>
+        <w:t>modelos de 230 MHz y 433 MHz — ninguno de 170</w:t>
+      </w:r>
+      <w:r>
+        <w:rPr>
+          <w:b/>
+          <w:sz w:val="21"/>
+        </w:rPr>
+        <w:t xml:space="preserve">. </w:t>
+      </w:r>
+      <w:r>
+        <w:rPr>
+          <w:b w:val="0"/>
+          <w:sz w:val="21"/>
+        </w:rPr>
+        <w:t>Una antena sintonizada a la banda equivocada es</w:t>
+      </w:r>
+    </w:p>
+    <w:p>
+      <w:pPr>
+        <w:spacing w:after="120"/>
+      </w:pPr>
+      <w:r>
+        <w:rPr>
+          <w:b w:val="0"/>
+          <w:sz w:val="21"/>
+        </w:rPr>
+        <w:t>exactamente la avería que este documento existe para no repetir.** *(Ver §1: fuera de banda la</w:t>
+      </w:r>
+    </w:p>
+    <w:p>
+      <w:pPr>
+        <w:spacing w:after="120"/>
+      </w:pPr>
+      <w:r>
+        <w:rPr>
+          <w:b w:val="0"/>
+          <w:sz w:val="21"/>
+        </w:rPr>
+        <w:t>antena devuelve la potencia al amplificador.)* **Se confirma leyendo la caja metálica ANTES de</w:t>
+      </w:r>
+    </w:p>
+    <w:p>
+      <w:pPr>
+        <w:spacing w:after="120"/>
+      </w:pPr>
+      <w:r>
+        <w:rPr>
+          <w:b w:val="0"/>
+          <w:sz w:val="21"/>
+        </w:rPr>
+        <w:t>emitir el pedido** — cuesta treinta segundos y decide una compra entera.</w:t>
       </w:r>
     </w:p>
     <w:p>

--- a/05_Funcional/7_Especificacion_Antenas.docx
+++ b/05_Funcional/7_Especificacion_Antenas.docx
@@ -3664,7 +3664,231 @@
           <w:color w:val="960000"/>
           <w:sz w:val="20"/>
         </w:rPr>
-        <w:t>: un enlace de radio caído ya no deja al operario «el mando desde el suelo» como último recurso, porque ese mando no existe.</w:t>
+        <w:t xml:space="preserve">: un enlace de radio caído ya no deja al operario «el mando desde el suelo» como último recurso, porque ese mando no existe. 🔴 </w:t>
+      </w:r>
+      <w:r>
+        <w:rPr>
+          <w:b/>
+          <w:color w:val="960000"/>
+          <w:sz w:val="20"/>
+        </w:rPr>
+        <w:t>Y un TERCER hecho, del 07/09, que es el que más carga sobre la antena: `D-20`.</w:t>
+      </w:r>
+      <w:r>
+        <w:rPr>
+          <w:b w:val="0"/>
+          <w:color w:val="960000"/>
+          <w:sz w:val="20"/>
+        </w:rPr>
+        <w:t xml:space="preserve"> La autoridad de la hora es </w:t>
+      </w:r>
+      <w:r>
+        <w:rPr>
+          <w:b/>
+          <w:color w:val="960000"/>
+          <w:sz w:val="20"/>
+        </w:rPr>
+        <w:t>el ESP32 del poste 1, y es una sola</w:t>
+      </w:r>
+      <w:r>
+        <w:rPr>
+          <w:b w:val="0"/>
+          <w:color w:val="960000"/>
+          <w:sz w:val="20"/>
+        </w:rPr>
+        <w:t xml:space="preserve">; </w:t>
+      </w:r>
+      <w:r>
+        <w:rPr>
+          <w:b/>
+          <w:color w:val="960000"/>
+          <w:sz w:val="20"/>
+        </w:rPr>
+        <w:t>la app no pone la hora en el poste 2, nunca.</w:t>
+      </w:r>
+      <w:r>
+        <w:rPr>
+          <w:b w:val="0"/>
+          <w:color w:val="960000"/>
+          <w:sz w:val="20"/>
+        </w:rPr>
+        <w:t xml:space="preserve"> Como </w:t>
+      </w:r>
+      <w:r>
+        <w:rPr>
+          <w:b/>
+          <w:color w:val="960000"/>
+          <w:sz w:val="20"/>
+        </w:rPr>
+        <w:t>los dos ESP32 no se hablan</w:t>
+      </w:r>
+      <w:r>
+        <w:rPr>
+          <w:b w:val="0"/>
+          <w:color w:val="960000"/>
+          <w:sz w:val="20"/>
+        </w:rPr>
+        <w:t xml:space="preserve">, la hora viaja </w:t>
+      </w:r>
+      <w:r>
+        <w:rPr>
+          <w:rFonts w:ascii="Consolas" w:hAnsi="Consolas"/>
+          <w:color w:val="960000"/>
+          <w:sz w:val="20"/>
+        </w:rPr>
+        <w:t>ESP32-M -&gt; STM32-M -&gt; radio -&gt; STM32-E -&gt; ESP32-E</w:t>
+      </w:r>
+      <w:r>
+        <w:rPr>
+          <w:b w:val="0"/>
+          <w:color w:val="960000"/>
+          <w:sz w:val="20"/>
+        </w:rPr>
+        <w:t xml:space="preserve">: </w:t>
+      </w:r>
+      <w:r>
+        <w:rPr>
+          <w:b/>
+          <w:color w:val="960000"/>
+          <w:sz w:val="20"/>
+        </w:rPr>
+        <w:t>el enlace de radio pasa a ser el único camino de la hora al poste 2</w:t>
+      </w:r>
+      <w:r>
+        <w:rPr>
+          <w:b w:val="0"/>
+          <w:color w:val="960000"/>
+          <w:sz w:val="20"/>
+        </w:rPr>
+        <w:t xml:space="preserve">, además del que coordina las luces. ⚠️ </w:t>
+      </w:r>
+      <w:r>
+        <w:rPr>
+          <w:b/>
+          <w:color w:val="960000"/>
+          <w:sz w:val="20"/>
+        </w:rPr>
+        <w:t>Y aquí hay que ser exacto para no justificar una compra con un argumento falso: esto NO convierte la antena en el punto único de fallo del reloj.</w:t>
+      </w:r>
+      <w:r>
+        <w:rPr>
+          <w:b w:val="0"/>
+          <w:color w:val="960000"/>
+          <w:sz w:val="20"/>
+        </w:rPr>
+        <w:t xml:space="preserve"> El </w:t>
+      </w:r>
+      <w:r>
+        <w:rPr>
+          <w:rFonts w:ascii="Consolas" w:hAnsi="Consolas"/>
+          <w:color w:val="960000"/>
+          <w:sz w:val="20"/>
+        </w:rPr>
+        <w:t>DS3231</w:t>
+      </w:r>
+      <w:r>
+        <w:rPr>
+          <w:b w:val="0"/>
+          <w:color w:val="960000"/>
+          <w:sz w:val="20"/>
+        </w:rPr>
+        <w:t xml:space="preserve"> del poste 2 </w:t>
+      </w:r>
+      <w:r>
+        <w:rPr>
+          <w:b/>
+          <w:color w:val="960000"/>
+          <w:sz w:val="20"/>
+        </w:rPr>
+        <w:t>tiene pila y conserva la hora que ya tenía</w:t>
+      </w:r>
+      <w:r>
+        <w:rPr>
+          <w:b w:val="0"/>
+          <w:color w:val="960000"/>
+          <w:sz w:val="20"/>
+        </w:rPr>
+        <w:t xml:space="preserve"> — *perder la radio no es perder la hora*. Lo que la antena decide es la </w:t>
+      </w:r>
+      <w:r>
+        <w:rPr>
+          <w:b/>
+          <w:color w:val="960000"/>
+          <w:sz w:val="20"/>
+        </w:rPr>
+        <w:t>ventana de sincronización</w:t>
+      </w:r>
+      <w:r>
+        <w:rPr>
+          <w:b w:val="0"/>
+          <w:color w:val="960000"/>
+          <w:sz w:val="20"/>
+        </w:rPr>
+        <w:t xml:space="preserve"> (las 2 h de antigüedad), no si el poste 2 sabe qué hora es. La regla que cubre el resto no es de hardware: </w:t>
+      </w:r>
+      <w:r>
+        <w:rPr>
+          <w:b/>
+          <w:color w:val="960000"/>
+          <w:sz w:val="20"/>
+        </w:rPr>
+        <w:t>el poste 2 se pone en hora en la puesta en marcha, no durante la avería.</w:t>
+      </w:r>
+      <w:r>
+        <w:rPr>
+          <w:b w:val="0"/>
+          <w:color w:val="960000"/>
+          <w:sz w:val="20"/>
+        </w:rPr>
+        <w:t xml:space="preserve"> *(</w:t>
+      </w:r>
+      <w:r>
+        <w:rPr>
+          <w:rFonts w:ascii="Consolas" w:hAnsi="Consolas"/>
+          <w:color w:val="960000"/>
+          <w:sz w:val="20"/>
+        </w:rPr>
+        <w:t>D-20</w:t>
+      </w:r>
+      <w:r>
+        <w:rPr>
+          <w:b w:val="0"/>
+          <w:color w:val="960000"/>
+          <w:sz w:val="20"/>
+        </w:rPr>
+        <w:t xml:space="preserve"> está </w:t>
+      </w:r>
+      <w:r>
+        <w:rPr>
+          <w:b/>
+          <w:color w:val="960000"/>
+          <w:sz w:val="20"/>
+        </w:rPr>
+        <w:t>decidida y sin construir</w:t>
+      </w:r>
+      <w:r>
+        <w:rPr>
+          <w:b w:val="0"/>
+          <w:color w:val="960000"/>
+          <w:sz w:val="20"/>
+        </w:rPr>
+        <w:t xml:space="preserve">: hoy esas tramas siembran un contador parado. Ver </w:t>
+      </w:r>
+      <w:r>
+        <w:rPr>
+          <w:rFonts w:ascii="Consolas" w:hAnsi="Consolas"/>
+          <w:color w:val="960000"/>
+          <w:sz w:val="20"/>
+        </w:rPr>
+        <w:t>4_Manual_Configuracion_Radios.md</w:t>
+      </w:r>
+      <w:r>
+        <w:rPr>
+          <w:b w:val="0"/>
+          <w:color w:val="960000"/>
+          <w:sz w:val="20"/>
+        </w:rPr>
+        <w:t xml:space="preserve"> §5.)*</w:t>
       </w:r>
     </w:p>
     <w:p>
